--- a/14-01-2026 - Day 15 - Collection Framework.docx
+++ b/14-01-2026 - Day 15 - Collection Framework.docx
@@ -65,29 +65,12 @@
           <w:szCs w:val="28"/>
         </w:rPr>
       </w:pPr>
-    </w:p>
-    <w:p>
-      <w:pPr>
-        <w:rPr>
-          <w:sz w:val="28"/>
-          <w:szCs w:val="28"/>
-        </w:rPr>
-      </w:pPr>
-      <w:r>
-        <w:rPr>
-          <w:b/>
-          <w:bCs/>
-          <w:sz w:val="28"/>
-          <w:szCs w:val="28"/>
-        </w:rPr>
-        <w:t xml:space="preserve">Queue </w:t>
-      </w:r>
       <w:r>
         <w:rPr>
           <w:sz w:val="28"/>
           <w:szCs w:val="28"/>
         </w:rPr>
-        <w:t>: Queue is a type of data structure which support features as First In First Out</w:t>
+        <w:t xml:space="preserve">Storing user defined objects. </w:t>
       </w:r>
     </w:p>
     <w:p>
@@ -102,52 +85,7 @@
           <w:sz w:val="28"/>
           <w:szCs w:val="28"/>
         </w:rPr>
-        <w:t xml:space="preserve">These classes directly or indirectly implements Queue interfaces </w:t>
-      </w:r>
-    </w:p>
-    <w:p>
-      <w:pPr>
-        <w:rPr>
-          <w:sz w:val="28"/>
-          <w:szCs w:val="28"/>
-        </w:rPr>
-      </w:pPr>
-      <w:proofErr w:type="spellStart"/>
-      <w:r>
-        <w:rPr>
-          <w:b/>
-          <w:bCs/>
-          <w:sz w:val="28"/>
-          <w:szCs w:val="28"/>
-        </w:rPr>
-        <w:t>PriorityQueue</w:t>
-      </w:r>
-      <w:proofErr w:type="spellEnd"/>
-      <w:r>
-        <w:rPr>
-          <w:b/>
-          <w:bCs/>
-          <w:sz w:val="28"/>
-          <w:szCs w:val="28"/>
-        </w:rPr>
-        <w:t xml:space="preserve"> </w:t>
-      </w:r>
-      <w:r>
-        <w:rPr>
-          <w:b/>
-          <w:bCs/>
-          <w:sz w:val="28"/>
-          <w:szCs w:val="28"/>
-        </w:rPr>
-        <w:tab/>
-        <w:t>:</w:t>
-      </w:r>
-      <w:r>
-        <w:rPr>
-          <w:sz w:val="28"/>
-          <w:szCs w:val="28"/>
-        </w:rPr>
-        <w:t xml:space="preserve"> First In First Out </w:t>
+        <w:t xml:space="preserve">Whenever we display any user defined class object using </w:t>
       </w:r>
       <w:proofErr w:type="spellStart"/>
       <w:r>
@@ -155,7 +93,7 @@
           <w:sz w:val="28"/>
           <w:szCs w:val="28"/>
         </w:rPr>
-        <w:t>base</w:t>
+        <w:t>println</w:t>
       </w:r>
       <w:proofErr w:type="spellEnd"/>
       <w:r>
@@ -163,7 +101,23 @@
           <w:sz w:val="28"/>
           <w:szCs w:val="28"/>
         </w:rPr>
-        <w:t xml:space="preserve"> upon the priority. (Value which we stored </w:t>
+        <w:t xml:space="preserve"> it internally </w:t>
+      </w:r>
+      <w:proofErr w:type="gramStart"/>
+      <w:r>
+        <w:rPr>
+          <w:sz w:val="28"/>
+          <w:szCs w:val="28"/>
+        </w:rPr>
+        <w:t>call</w:t>
+      </w:r>
+      <w:proofErr w:type="gramEnd"/>
+      <w:r>
+        <w:rPr>
+          <w:sz w:val="28"/>
+          <w:szCs w:val="28"/>
+        </w:rPr>
+        <w:t xml:space="preserve"> </w:t>
       </w:r>
       <w:proofErr w:type="spellStart"/>
       <w:r>
@@ -171,7 +125,7 @@
           <w:sz w:val="28"/>
           <w:szCs w:val="28"/>
         </w:rPr>
-        <w:t>ie</w:t>
+        <w:t>toString</w:t>
       </w:r>
       <w:proofErr w:type="spellEnd"/>
       <w:r>
@@ -179,364 +133,31 @@
           <w:sz w:val="28"/>
           <w:szCs w:val="28"/>
         </w:rPr>
-        <w:t xml:space="preserve"> lower values by default). </w:t>
+        <w:t xml:space="preserve"> method of object class. By </w:t>
       </w:r>
-    </w:p>
-    <w:p>
-      <w:pPr>
-        <w:rPr>
-          <w:sz w:val="28"/>
-          <w:szCs w:val="28"/>
-        </w:rPr>
-      </w:pPr>
-      <w:proofErr w:type="spellStart"/>
-      <w:r>
-        <w:rPr>
-          <w:b/>
-          <w:bCs/>
-          <w:sz w:val="28"/>
-          <w:szCs w:val="28"/>
-        </w:rPr>
-        <w:t>LinkedListQueue</w:t>
-      </w:r>
-      <w:proofErr w:type="spellEnd"/>
-      <w:r>
-        <w:rPr>
-          <w:b/>
-          <w:bCs/>
-          <w:sz w:val="28"/>
-          <w:szCs w:val="28"/>
-        </w:rPr>
-        <w:t xml:space="preserve"> </w:t>
-      </w:r>
-      <w:r>
-        <w:rPr>
-          <w:b/>
-          <w:bCs/>
-          <w:sz w:val="28"/>
-          <w:szCs w:val="28"/>
-        </w:rPr>
-        <w:tab/>
-        <w:t xml:space="preserve">: </w:t>
-      </w:r>
+      <w:proofErr w:type="gramStart"/>
       <w:r>
         <w:rPr>
           <w:sz w:val="28"/>
           <w:szCs w:val="28"/>
         </w:rPr>
-        <w:t xml:space="preserve"> First In First Out no priority. </w:t>
+        <w:t>default</w:t>
       </w:r>
-    </w:p>
-    <w:p>
-      <w:pPr>
-        <w:rPr>
-          <w:sz w:val="28"/>
-          <w:szCs w:val="28"/>
-        </w:rPr>
-      </w:pPr>
-    </w:p>
-    <w:p>
-      <w:pPr>
-        <w:rPr>
-          <w:sz w:val="28"/>
-          <w:szCs w:val="28"/>
-        </w:rPr>
-      </w:pPr>
-      <w:r>
-        <w:rPr>
-          <w:b/>
-          <w:bCs/>
-          <w:sz w:val="28"/>
-          <w:szCs w:val="28"/>
-        </w:rPr>
-        <w:t>Map :</w:t>
-      </w:r>
-      <w:r>
-        <w:rPr>
-          <w:b/>
-          <w:bCs/>
-          <w:sz w:val="28"/>
-          <w:szCs w:val="28"/>
-        </w:rPr>
-        <w:t xml:space="preserve"> </w:t>
-      </w:r>
+      <w:proofErr w:type="gramEnd"/>
       <w:r>
         <w:rPr>
           <w:sz w:val="28"/>
           <w:szCs w:val="28"/>
         </w:rPr>
-        <w:t>it allow to add the element in the form of key-value pairs. Key must be unique and value can be duplicate. name-age;</w:t>
+        <w:t xml:space="preserve"> every java class extends object class. Object class contains </w:t>
       </w:r>
-    </w:p>
-    <w:p>
-      <w:pPr>
-        <w:rPr>
-          <w:sz w:val="28"/>
-          <w:szCs w:val="28"/>
-        </w:rPr>
-      </w:pPr>
-      <w:r>
-        <w:rPr>
-          <w:sz w:val="28"/>
-          <w:szCs w:val="28"/>
-        </w:rPr>
-        <w:t xml:space="preserve">These classes directly or indirectly implements Map </w:t>
-      </w:r>
-    </w:p>
-    <w:p>
-      <w:pPr>
-        <w:tabs>
-          <w:tab w:val="left" w:pos="2010"/>
-        </w:tabs>
-        <w:rPr>
-          <w:b/>
-          <w:bCs/>
-          <w:sz w:val="28"/>
-          <w:szCs w:val="28"/>
-        </w:rPr>
-      </w:pPr>
-      <w:r>
-        <w:rPr>
-          <w:b/>
-          <w:bCs/>
-          <w:sz w:val="28"/>
-          <w:szCs w:val="28"/>
-        </w:rPr>
-        <w:t>HashMap</w:t>
-      </w:r>
-      <w:r>
-        <w:rPr>
-          <w:b/>
-          <w:bCs/>
-          <w:sz w:val="28"/>
-          <w:szCs w:val="28"/>
-        </w:rPr>
-        <w:tab/>
-      </w:r>
-      <w:r>
-        <w:rPr>
-          <w:b/>
-          <w:bCs/>
-          <w:sz w:val="28"/>
-          <w:szCs w:val="28"/>
-        </w:rPr>
-        <w:tab/>
-      </w:r>
-      <w:r>
-        <w:rPr>
-          <w:b/>
-          <w:bCs/>
-          <w:sz w:val="28"/>
-          <w:szCs w:val="28"/>
-        </w:rPr>
-        <w:t xml:space="preserve">: unorder </w:t>
-      </w:r>
-    </w:p>
-    <w:p>
-      <w:pPr>
-        <w:rPr>
-          <w:b/>
-          <w:bCs/>
-          <w:sz w:val="28"/>
-          <w:szCs w:val="28"/>
-        </w:rPr>
-      </w:pPr>
-      <w:proofErr w:type="spellStart"/>
-      <w:r>
-        <w:rPr>
-          <w:b/>
-          <w:bCs/>
-          <w:sz w:val="28"/>
-          <w:szCs w:val="28"/>
-        </w:rPr>
-        <w:t>LInkedHashMap</w:t>
-      </w:r>
-      <w:proofErr w:type="spellEnd"/>
-      <w:r>
-        <w:rPr>
-          <w:b/>
-          <w:bCs/>
-          <w:sz w:val="28"/>
-          <w:szCs w:val="28"/>
-        </w:rPr>
-        <w:tab/>
-        <w:t xml:space="preserve">: order </w:t>
-      </w:r>
-    </w:p>
-    <w:p>
-      <w:pPr>
-        <w:rPr>
-          <w:b/>
-          <w:bCs/>
-          <w:sz w:val="28"/>
-          <w:szCs w:val="28"/>
-        </w:rPr>
-      </w:pPr>
-      <w:proofErr w:type="spellStart"/>
-      <w:r>
-        <w:rPr>
-          <w:b/>
-          <w:bCs/>
-          <w:sz w:val="28"/>
-          <w:szCs w:val="28"/>
-        </w:rPr>
-        <w:t>TreeMap</w:t>
-      </w:r>
-      <w:proofErr w:type="spellEnd"/>
-      <w:r>
-        <w:rPr>
-          <w:b/>
-          <w:bCs/>
-          <w:sz w:val="28"/>
-          <w:szCs w:val="28"/>
-        </w:rPr>
-        <w:tab/>
-      </w:r>
-      <w:r>
-        <w:rPr>
-          <w:b/>
-          <w:bCs/>
-          <w:sz w:val="28"/>
-          <w:szCs w:val="28"/>
-        </w:rPr>
-        <w:tab/>
-        <w:t>:</w:t>
-      </w:r>
-      <w:r>
-        <w:rPr>
-          <w:b/>
-          <w:bCs/>
-          <w:sz w:val="28"/>
-          <w:szCs w:val="28"/>
-        </w:rPr>
-        <w:tab/>
-        <w:t xml:space="preserve">ascending order as a key. So key must same data types. </w:t>
-      </w:r>
-    </w:p>
-    <w:p>
-      <w:pPr>
-        <w:rPr>
-          <w:b/>
-          <w:bCs/>
-          <w:sz w:val="28"/>
-          <w:szCs w:val="28"/>
-        </w:rPr>
-      </w:pPr>
-      <w:proofErr w:type="spellStart"/>
-      <w:r>
-        <w:rPr>
-          <w:b/>
-          <w:bCs/>
-          <w:sz w:val="28"/>
-          <w:szCs w:val="28"/>
-        </w:rPr>
-        <w:t>Hashtable</w:t>
-      </w:r>
-      <w:proofErr w:type="spellEnd"/>
-      <w:r>
-        <w:rPr>
-          <w:b/>
-          <w:bCs/>
-          <w:sz w:val="28"/>
-          <w:szCs w:val="28"/>
-        </w:rPr>
-        <w:tab/>
-      </w:r>
-      <w:r>
-        <w:rPr>
-          <w:b/>
-          <w:bCs/>
-          <w:sz w:val="28"/>
-          <w:szCs w:val="28"/>
-        </w:rPr>
-        <w:tab/>
-        <w:t xml:space="preserve">: legacy class. By default all methods in </w:t>
-      </w:r>
-      <w:proofErr w:type="spellStart"/>
-      <w:r>
-        <w:rPr>
-          <w:b/>
-          <w:bCs/>
-          <w:sz w:val="28"/>
-          <w:szCs w:val="28"/>
-        </w:rPr>
-        <w:t>hashtable</w:t>
-      </w:r>
-      <w:proofErr w:type="spellEnd"/>
-      <w:r>
-        <w:rPr>
-          <w:b/>
-          <w:bCs/>
-          <w:sz w:val="28"/>
-          <w:szCs w:val="28"/>
-        </w:rPr>
-        <w:t xml:space="preserve"> are synchronized. Thread safe but slow in performance. </w:t>
-      </w:r>
-    </w:p>
-    <w:p>
-      <w:pPr>
-        <w:rPr>
-          <w:b/>
-          <w:bCs/>
-          <w:sz w:val="28"/>
-          <w:szCs w:val="28"/>
-        </w:rPr>
-      </w:pPr>
-    </w:p>
-    <w:p>
-      <w:pPr>
-        <w:rPr>
-          <w:b/>
-          <w:bCs/>
-          <w:sz w:val="28"/>
-          <w:szCs w:val="28"/>
-        </w:rPr>
-      </w:pPr>
-    </w:p>
-    <w:p>
-      <w:pPr>
-        <w:rPr>
-          <w:sz w:val="28"/>
-          <w:szCs w:val="28"/>
-        </w:rPr>
-      </w:pPr>
-      <w:r>
-        <w:rPr>
-          <w:sz w:val="28"/>
-          <w:szCs w:val="28"/>
-        </w:rPr>
-        <w:t xml:space="preserve">Collection </w:t>
-      </w:r>
-      <w:r>
-        <w:rPr>
-          <w:sz w:val="28"/>
-          <w:szCs w:val="28"/>
-        </w:rPr>
-        <w:t xml:space="preserve">framework with generics </w:t>
-      </w:r>
-    </w:p>
-    <w:p>
-      <w:pPr>
-        <w:rPr>
-          <w:sz w:val="28"/>
-          <w:szCs w:val="28"/>
-        </w:rPr>
-      </w:pPr>
-    </w:p>
-    <w:p>
-      <w:pPr>
-        <w:rPr>
-          <w:sz w:val="28"/>
-          <w:szCs w:val="28"/>
-        </w:rPr>
-      </w:pPr>
       <w:proofErr w:type="spellStart"/>
       <w:r>
         <w:rPr>
           <w:sz w:val="28"/>
           <w:szCs w:val="28"/>
         </w:rPr>
-        <w:t>CollectionClass</w:t>
+        <w:t>toString</w:t>
       </w:r>
       <w:proofErr w:type="spellEnd"/>
       <w:r>
@@ -544,7 +165,7 @@
           <w:sz w:val="28"/>
           <w:szCs w:val="28"/>
         </w:rPr>
-        <w:t xml:space="preserve">&lt;Type&gt; </w:t>
+        <w:t xml:space="preserve"> method. That </w:t>
       </w:r>
       <w:proofErr w:type="spellStart"/>
       <w:r>
@@ -552,7 +173,7 @@
           <w:sz w:val="28"/>
           <w:szCs w:val="28"/>
         </w:rPr>
-        <w:t>obj</w:t>
+        <w:t>toString</w:t>
       </w:r>
       <w:proofErr w:type="spellEnd"/>
       <w:r>
@@ -560,62 +181,18 @@
           <w:sz w:val="28"/>
           <w:szCs w:val="28"/>
         </w:rPr>
-        <w:t xml:space="preserve"> = new </w:t>
+        <w:t xml:space="preserve"> method return string object as </w:t>
       </w:r>
-      <w:proofErr w:type="spellStart"/>
-      <w:r>
-        <w:rPr>
-          <w:sz w:val="28"/>
-          <w:szCs w:val="28"/>
-        </w:rPr>
-        <w:t>CollectionClass</w:t>
-      </w:r>
-      <w:proofErr w:type="spellEnd"/>
-      <w:r>
-        <w:rPr>
-          <w:sz w:val="28"/>
-          <w:szCs w:val="28"/>
-        </w:rPr>
-        <w:t>&lt;Type&gt;();</w:t>
-      </w:r>
-    </w:p>
-    <w:p>
-      <w:pPr>
-        <w:rPr>
-          <w:sz w:val="28"/>
-          <w:szCs w:val="28"/>
-        </w:rPr>
-      </w:pPr>
-      <w:r>
-        <w:rPr>
-          <w:sz w:val="28"/>
-          <w:szCs w:val="28"/>
-        </w:rPr>
-        <w:t xml:space="preserve">Work is safe. </w:t>
-      </w:r>
-    </w:p>
-    <w:p>
-      <w:pPr>
-        <w:rPr>
-          <w:sz w:val="28"/>
-          <w:szCs w:val="28"/>
-        </w:rPr>
-      </w:pPr>
-      <w:r>
-        <w:rPr>
-          <w:sz w:val="28"/>
-          <w:szCs w:val="28"/>
-        </w:rPr>
-        <w:t xml:space="preserve">Type : Integer, Float, Character, Double String or user defined objects. </w:t>
-      </w:r>
-    </w:p>
-    <w:p>
-      <w:pPr>
-        <w:rPr>
-          <w:sz w:val="28"/>
-          <w:szCs w:val="28"/>
-        </w:rPr>
-      </w:pPr>
+      <w:hyperlink r:id="rId6" w:history="1">
+        <w:r>
+          <w:rPr>
+            <w:rStyle w:val="Hyperlink"/>
+            <w:sz w:val="28"/>
+            <w:szCs w:val="28"/>
+          </w:rPr>
+          <w:t>packagename.classname@code</w:t>
+        </w:r>
+      </w:hyperlink>
       <w:r>
         <w:rPr>
           <w:sz w:val="28"/>
@@ -631,68 +208,28 @@
           <w:szCs w:val="28"/>
         </w:rPr>
       </w:pPr>
-    </w:p>
-    <w:p>
-      <w:pPr>
-        <w:rPr>
-          <w:sz w:val="28"/>
-          <w:szCs w:val="28"/>
-        </w:rPr>
-      </w:pPr>
       <w:r>
         <w:rPr>
           <w:sz w:val="28"/>
           <w:szCs w:val="28"/>
         </w:rPr>
-        <w:lastRenderedPageBreak/>
-        <w:t xml:space="preserve"> </w:t>
+        <w:t xml:space="preserve">If we want meaning full </w:t>
       </w:r>
-    </w:p>
-    <w:p>
-      <w:pPr>
-        <w:rPr>
-          <w:sz w:val="28"/>
-          <w:szCs w:val="28"/>
-        </w:rPr>
-      </w:pPr>
-    </w:p>
-    <w:p>
-      <w:pPr>
-        <w:rPr>
-          <w:b/>
-          <w:bCs/>
-          <w:sz w:val="28"/>
-          <w:szCs w:val="28"/>
-        </w:rPr>
-      </w:pPr>
-      <w:r>
-        <w:rPr>
-          <w:b/>
-          <w:bCs/>
-          <w:sz w:val="28"/>
-          <w:szCs w:val="28"/>
-        </w:rPr>
-        <w:t xml:space="preserve">Retrieve elements from collection one by one </w:t>
-      </w:r>
-    </w:p>
-    <w:p>
-      <w:pPr>
-        <w:pStyle w:val="ListParagraph"/>
-        <w:numPr>
-          <w:ilvl w:val="0"/>
-          <w:numId w:val="23"/>
-        </w:numPr>
-        <w:rPr>
-          <w:sz w:val="28"/>
-          <w:szCs w:val="28"/>
-        </w:rPr>
-      </w:pPr>
+      <w:proofErr w:type="gramStart"/>
       <w:r>
         <w:rPr>
           <w:sz w:val="28"/>
           <w:szCs w:val="28"/>
         </w:rPr>
-        <w:t>For each loop or enhanced loop : with set family, list family (</w:t>
+        <w:t>output</w:t>
+      </w:r>
+      <w:proofErr w:type="gramEnd"/>
+      <w:r>
+        <w:rPr>
+          <w:sz w:val="28"/>
+          <w:szCs w:val="28"/>
+        </w:rPr>
+        <w:t xml:space="preserve"> we need to override </w:t>
       </w:r>
       <w:proofErr w:type="spellStart"/>
       <w:r>
@@ -700,7 +237,7 @@
           <w:sz w:val="28"/>
           <w:szCs w:val="28"/>
         </w:rPr>
-        <w:t>arrayList</w:t>
+        <w:t>toString</w:t>
       </w:r>
       <w:proofErr w:type="spellEnd"/>
       <w:r>
@@ -708,169 +245,23 @@
           <w:sz w:val="28"/>
           <w:szCs w:val="28"/>
         </w:rPr>
-        <w:t xml:space="preserve">, </w:t>
+        <w:t xml:space="preserve"> method in user defined class and return meaning full output as string. </w:t>
       </w:r>
-      <w:proofErr w:type="spellStart"/>
-      <w:r>
+    </w:p>
+    <w:p>
+      <w:pPr>
+        <w:ind w:left="360"/>
         <w:rPr>
           <w:sz w:val="28"/>
           <w:szCs w:val="28"/>
         </w:rPr>
-        <w:t>linkedList</w:t>
-      </w:r>
-      <w:proofErr w:type="spellEnd"/>
-      <w:r>
-        <w:rPr>
-          <w:sz w:val="28"/>
-          <w:szCs w:val="28"/>
-        </w:rPr>
-        <w:t xml:space="preserve">) </w:t>
-      </w:r>
-    </w:p>
-    <w:p>
-      <w:pPr>
-        <w:pStyle w:val="ListParagraph"/>
-        <w:numPr>
-          <w:ilvl w:val="0"/>
-          <w:numId w:val="23"/>
-        </w:numPr>
-        <w:rPr>
-          <w:sz w:val="28"/>
-          <w:szCs w:val="28"/>
-        </w:rPr>
-      </w:pPr>
-      <w:r>
-        <w:rPr>
-          <w:sz w:val="28"/>
-          <w:szCs w:val="28"/>
-        </w:rPr>
-        <w:t xml:space="preserve">Iterator : interface </w:t>
-      </w:r>
-      <w:r>
-        <w:rPr>
-          <w:sz w:val="28"/>
-          <w:szCs w:val="28"/>
-        </w:rPr>
-        <w:tab/>
-      </w:r>
-      <w:r>
-        <w:rPr>
-          <w:sz w:val="28"/>
-          <w:szCs w:val="28"/>
-        </w:rPr>
-        <w:tab/>
-        <w:t xml:space="preserve">: with set family, list family (array list and LinkedList) </w:t>
-      </w:r>
-    </w:p>
-    <w:p>
-      <w:pPr>
-        <w:pStyle w:val="ListParagraph"/>
-        <w:numPr>
-          <w:ilvl w:val="0"/>
-          <w:numId w:val="23"/>
-        </w:numPr>
-        <w:rPr>
-          <w:sz w:val="28"/>
-          <w:szCs w:val="28"/>
-        </w:rPr>
-      </w:pPr>
-      <w:proofErr w:type="spellStart"/>
-      <w:r>
-        <w:rPr>
-          <w:sz w:val="28"/>
-          <w:szCs w:val="28"/>
-        </w:rPr>
-        <w:t>ListIterator</w:t>
-      </w:r>
-      <w:proofErr w:type="spellEnd"/>
-      <w:r>
-        <w:rPr>
-          <w:sz w:val="28"/>
-          <w:szCs w:val="28"/>
-        </w:rPr>
-        <w:t xml:space="preserve"> : interface, </w:t>
-      </w:r>
-      <w:proofErr w:type="spellStart"/>
-      <w:r>
-        <w:rPr>
-          <w:sz w:val="28"/>
-          <w:szCs w:val="28"/>
-        </w:rPr>
-        <w:t>arraylist</w:t>
-      </w:r>
-      <w:proofErr w:type="spellEnd"/>
-      <w:r>
-        <w:rPr>
-          <w:sz w:val="28"/>
-          <w:szCs w:val="28"/>
-        </w:rPr>
-        <w:t xml:space="preserve"> and </w:t>
-      </w:r>
-      <w:proofErr w:type="spellStart"/>
-      <w:r>
-        <w:rPr>
-          <w:sz w:val="28"/>
-          <w:szCs w:val="28"/>
-        </w:rPr>
-        <w:t>linkedList</w:t>
-      </w:r>
-      <w:proofErr w:type="spellEnd"/>
-      <w:r>
-        <w:rPr>
-          <w:sz w:val="28"/>
-          <w:szCs w:val="28"/>
-        </w:rPr>
-        <w:t xml:space="preserve">,  </w:t>
-      </w:r>
-    </w:p>
-    <w:p>
-      <w:pPr>
-        <w:pStyle w:val="ListParagraph"/>
-        <w:numPr>
-          <w:ilvl w:val="0"/>
-          <w:numId w:val="23"/>
-        </w:numPr>
-        <w:rPr>
-          <w:sz w:val="28"/>
-          <w:szCs w:val="28"/>
-        </w:rPr>
-      </w:pPr>
-      <w:r>
-        <w:rPr>
-          <w:sz w:val="28"/>
-          <w:szCs w:val="28"/>
-        </w:rPr>
-        <w:t xml:space="preserve">Enumeration : interface </w:t>
-      </w:r>
+      </w:pPr>
       <w:r>
         <w:rPr>
           <w:sz w:val="28"/>
           <w:szCs w:val="28"/>
         </w:rPr>
         <w:t xml:space="preserve"> </w:t>
-      </w:r>
-      <w:r>
-        <w:rPr>
-          <w:sz w:val="28"/>
-          <w:szCs w:val="28"/>
-        </w:rPr>
-        <w:t xml:space="preserve">: Vector </w:t>
-      </w:r>
-    </w:p>
-    <w:p>
-      <w:pPr>
-        <w:ind w:left="360"/>
-        <w:rPr>
-          <w:sz w:val="28"/>
-          <w:szCs w:val="28"/>
-        </w:rPr>
-      </w:pPr>
-      <w:r>
-        <w:rPr>
-          <w:sz w:val="28"/>
-          <w:szCs w:val="28"/>
-        </w:rPr>
-        <w:t xml:space="preserve">Map : we can’t use for each, no iterator, no list iterator as well as no enumeration to. To retrieve we need to convert to set or list. </w:t>
       </w:r>
     </w:p>
     <w:sectPr>
@@ -3921,6 +3312,29 @@
       <w:spacing w:val="5"/>
     </w:rPr>
   </w:style>
+  <w:style w:type="character" w:styleId="Hyperlink">
+    <w:name w:val="Hyperlink"/>
+    <w:basedOn w:val="DefaultParagraphFont"/>
+    <w:uiPriority w:val="99"/>
+    <w:unhideWhenUsed/>
+    <w:rsid w:val="00671591"/>
+    <w:rPr>
+      <w:color w:val="0563C1" w:themeColor="hyperlink"/>
+      <w:u w:val="single"/>
+    </w:rPr>
+  </w:style>
+  <w:style w:type="character" w:styleId="UnresolvedMention">
+    <w:name w:val="Unresolved Mention"/>
+    <w:basedOn w:val="DefaultParagraphFont"/>
+    <w:uiPriority w:val="99"/>
+    <w:semiHidden/>
+    <w:unhideWhenUsed/>
+    <w:rsid w:val="00671591"/>
+    <w:rPr>
+      <w:color w:val="605E5C"/>
+      <w:shd w:val="clear" w:color="auto" w:fill="E1DFDD"/>
+    </w:rPr>
+  </w:style>
 </w:styles>
 </file>
 
